--- a/public/Aditya_Kumar_Data_Scientist_Resume.docx
+++ b/public/Aditya_Kumar_Data_Scientist_Resume.docx
@@ -92,7 +92,7 @@
           <w:sz w:val="17"/>
           <w:szCs w:val="17"/>
         </w:rPr>
-        <w:t>aditya0211kumar@gmail.com  |</w:t>
+        <w:t>aditya0211kuar@gmmail.com  |</w:t>
       </w:r>
       <w:proofErr w:type="gramEnd"/>
       <w:r>
